--- a/docs/fa/docx/SIM800C-two-way-audio-hardware-report-fa.docx
+++ b/docs/fa/docx/SIM800C-two-way-audio-hardware-report-fa.docx
@@ -413,6 +413,9 @@
       </w:pPr>
       <w:r>
         <w:rPr>
+          <w:rFonts w:eastAsia="Noto Naskh Arabic" w:cs="Noto Naskh Arabic"/>
+          <w:b/>
+          <w:sz w:val="26"/>
           <w:rtl w:val="true"/>
         </w:rPr>
       </w:r>
@@ -505,6 +508,7 @@
             <w:pPr>
               <w:pStyle w:val="Normal"/>
               <w:widowControl/>
+              <w:suppressAutoHyphens w:val="true"/>
               <w:bidi w:val="1"/>
               <w:spacing w:lineRule="auto" w:line="240" w:before="0" w:after="0"/>
               <w:jc w:val="left"/>
@@ -547,6 +551,7 @@
             <w:pPr>
               <w:pStyle w:val="Normal"/>
               <w:widowControl/>
+              <w:suppressAutoHyphens w:val="true"/>
               <w:bidi w:val="1"/>
               <w:spacing w:lineRule="auto" w:line="240" w:before="0" w:after="0"/>
               <w:jc w:val="left"/>
@@ -593,6 +598,7 @@
             <w:pPr>
               <w:pStyle w:val="Normal"/>
               <w:widowControl/>
+              <w:suppressAutoHyphens w:val="true"/>
               <w:bidi w:val="1"/>
               <w:spacing w:lineRule="auto" w:line="240" w:before="0" w:after="0"/>
               <w:jc w:val="left"/>
@@ -634,6 +640,7 @@
             <w:pPr>
               <w:pStyle w:val="Normal"/>
               <w:widowControl/>
+              <w:suppressAutoHyphens w:val="true"/>
               <w:bidi w:val="1"/>
               <w:spacing w:lineRule="auto" w:line="240" w:before="0" w:after="0"/>
               <w:jc w:val="left"/>
@@ -728,6 +735,7 @@
             <w:pPr>
               <w:pStyle w:val="Normal"/>
               <w:widowControl/>
+              <w:suppressAutoHyphens w:val="true"/>
               <w:bidi w:val="1"/>
               <w:spacing w:lineRule="auto" w:line="240" w:before="0" w:after="0"/>
               <w:jc w:val="left"/>
@@ -769,6 +777,7 @@
             <w:pPr>
               <w:pStyle w:val="Normal"/>
               <w:widowControl/>
+              <w:suppressAutoHyphens w:val="true"/>
               <w:bidi w:val="1"/>
               <w:spacing w:lineRule="auto" w:line="240" w:before="0" w:after="0"/>
               <w:jc w:val="left"/>
@@ -847,6 +856,9 @@
       </w:pPr>
       <w:r>
         <w:rPr>
+          <w:rFonts w:eastAsia="Noto Naskh Arabic" w:cs="Noto Naskh Arabic"/>
+          <w:b w:val="false"/>
+          <w:sz w:val="22"/>
           <w:rtl w:val="true"/>
         </w:rPr>
       </w:r>
@@ -1001,6 +1013,9 @@
       </w:pPr>
       <w:r>
         <w:rPr>
+          <w:rFonts w:eastAsia="Noto Naskh Arabic" w:cs="Noto Naskh Arabic"/>
+          <w:b/>
+          <w:sz w:val="26"/>
           <w:rtl w:val="true"/>
         </w:rPr>
       </w:r>
@@ -1019,6 +1034,9 @@
       </w:pPr>
       <w:r>
         <w:rPr>
+          <w:rFonts w:eastAsia="Noto Naskh Arabic" w:cs="Noto Naskh Arabic"/>
+          <w:b/>
+          <w:sz w:val="26"/>
           <w:rtl w:val="true"/>
         </w:rPr>
       </w:r>
@@ -1037,6 +1055,9 @@
       </w:pPr>
       <w:r>
         <w:rPr>
+          <w:rFonts w:eastAsia="Noto Naskh Arabic" w:cs="Noto Naskh Arabic"/>
+          <w:b/>
+          <w:sz w:val="26"/>
           <w:rtl w:val="true"/>
         </w:rPr>
       </w:r>
@@ -1055,6 +1076,9 @@
       </w:pPr>
       <w:r>
         <w:rPr>
+          <w:rFonts w:eastAsia="Noto Naskh Arabic" w:cs="Noto Naskh Arabic"/>
+          <w:b/>
+          <w:sz w:val="26"/>
           <w:rtl w:val="true"/>
         </w:rPr>
       </w:r>
@@ -1148,6 +1172,7 @@
             <w:pPr>
               <w:pStyle w:val="Normal"/>
               <w:widowControl/>
+              <w:suppressAutoHyphens w:val="true"/>
               <w:bidi w:val="1"/>
               <w:spacing w:lineRule="auto" w:line="240" w:before="0" w:after="0"/>
               <w:jc w:val="left"/>
@@ -1190,6 +1215,7 @@
             <w:pPr>
               <w:pStyle w:val="Normal"/>
               <w:widowControl/>
+              <w:suppressAutoHyphens w:val="true"/>
               <w:bidi w:val="1"/>
               <w:spacing w:lineRule="auto" w:line="240" w:before="0" w:after="0"/>
               <w:jc w:val="left"/>
@@ -1232,6 +1258,7 @@
             <w:pPr>
               <w:pStyle w:val="Normal"/>
               <w:widowControl/>
+              <w:suppressAutoHyphens w:val="true"/>
               <w:bidi w:val="1"/>
               <w:spacing w:lineRule="auto" w:line="240" w:before="0" w:after="0"/>
               <w:jc w:val="left"/>
@@ -1278,6 +1305,7 @@
             <w:pPr>
               <w:pStyle w:val="Normal"/>
               <w:widowControl/>
+              <w:suppressAutoHyphens w:val="true"/>
               <w:bidi w:val="1"/>
               <w:spacing w:lineRule="auto" w:line="240" w:before="0" w:after="0"/>
               <w:jc w:val="left"/>
@@ -1316,6 +1344,7 @@
             <w:pPr>
               <w:pStyle w:val="Normal"/>
               <w:widowControl/>
+              <w:suppressAutoHyphens w:val="true"/>
               <w:bidi w:val="1"/>
               <w:spacing w:lineRule="auto" w:line="240" w:before="0" w:after="0"/>
               <w:jc w:val="left"/>
@@ -1368,6 +1397,7 @@
             <w:pPr>
               <w:pStyle w:val="Normal"/>
               <w:widowControl/>
+              <w:suppressAutoHyphens w:val="true"/>
               <w:bidi w:val="1"/>
               <w:spacing w:lineRule="auto" w:line="240" w:before="0" w:after="0"/>
               <w:jc w:val="left"/>
@@ -1425,6 +1455,7 @@
             <w:pPr>
               <w:pStyle w:val="Normal"/>
               <w:widowControl/>
+              <w:suppressAutoHyphens w:val="true"/>
               <w:bidi w:val="1"/>
               <w:spacing w:lineRule="auto" w:line="240" w:before="0" w:after="0"/>
               <w:jc w:val="left"/>
@@ -1463,6 +1494,7 @@
             <w:pPr>
               <w:pStyle w:val="Normal"/>
               <w:widowControl/>
+              <w:suppressAutoHyphens w:val="true"/>
               <w:bidi w:val="1"/>
               <w:spacing w:lineRule="auto" w:line="240" w:before="0" w:after="0"/>
               <w:jc w:val="left"/>
@@ -1504,6 +1536,7 @@
             <w:pPr>
               <w:pStyle w:val="Normal"/>
               <w:widowControl/>
+              <w:suppressAutoHyphens w:val="true"/>
               <w:bidi w:val="1"/>
               <w:spacing w:lineRule="auto" w:line="240" w:before="0" w:after="0"/>
               <w:jc w:val="left"/>
@@ -1550,6 +1583,7 @@
             <w:pPr>
               <w:pStyle w:val="Normal"/>
               <w:widowControl/>
+              <w:suppressAutoHyphens w:val="true"/>
               <w:bidi w:val="1"/>
               <w:spacing w:lineRule="auto" w:line="240" w:before="0" w:after="0"/>
               <w:jc w:val="left"/>
@@ -1588,6 +1622,7 @@
             <w:pPr>
               <w:pStyle w:val="Normal"/>
               <w:widowControl/>
+              <w:suppressAutoHyphens w:val="true"/>
               <w:bidi w:val="1"/>
               <w:spacing w:lineRule="auto" w:line="240" w:before="0" w:after="0"/>
               <w:jc w:val="left"/>
@@ -1629,6 +1664,7 @@
             <w:pPr>
               <w:pStyle w:val="Normal"/>
               <w:widowControl/>
+              <w:suppressAutoHyphens w:val="true"/>
               <w:bidi w:val="1"/>
               <w:spacing w:lineRule="auto" w:line="240" w:before="0" w:after="0"/>
               <w:jc w:val="left"/>
@@ -1675,6 +1711,7 @@
             <w:pPr>
               <w:pStyle w:val="Normal"/>
               <w:widowControl/>
+              <w:suppressAutoHyphens w:val="true"/>
               <w:bidi w:val="1"/>
               <w:spacing w:lineRule="auto" w:line="240" w:before="0" w:after="0"/>
               <w:jc w:val="left"/>
@@ -1713,6 +1750,7 @@
             <w:pPr>
               <w:pStyle w:val="Normal"/>
               <w:widowControl/>
+              <w:suppressAutoHyphens w:val="true"/>
               <w:bidi w:val="1"/>
               <w:spacing w:lineRule="auto" w:line="240" w:before="0" w:after="0"/>
               <w:jc w:val="left"/>
@@ -1754,6 +1792,7 @@
             <w:pPr>
               <w:pStyle w:val="Normal"/>
               <w:widowControl/>
+              <w:suppressAutoHyphens w:val="true"/>
               <w:bidi w:val="1"/>
               <w:spacing w:lineRule="auto" w:line="240" w:before="0" w:after="0"/>
               <w:jc w:val="left"/>
@@ -1800,6 +1839,7 @@
             <w:pPr>
               <w:pStyle w:val="Normal"/>
               <w:widowControl/>
+              <w:suppressAutoHyphens w:val="true"/>
               <w:bidi w:val="1"/>
               <w:spacing w:lineRule="auto" w:line="240" w:before="0" w:after="0"/>
               <w:jc w:val="left"/>
@@ -1838,6 +1878,7 @@
             <w:pPr>
               <w:pStyle w:val="Normal"/>
               <w:widowControl/>
+              <w:suppressAutoHyphens w:val="true"/>
               <w:bidi w:val="1"/>
               <w:spacing w:lineRule="auto" w:line="240" w:before="0" w:after="0"/>
               <w:jc w:val="left"/>
@@ -1879,6 +1920,7 @@
             <w:pPr>
               <w:pStyle w:val="Normal"/>
               <w:widowControl/>
+              <w:suppressAutoHyphens w:val="true"/>
               <w:bidi w:val="1"/>
               <w:spacing w:lineRule="auto" w:line="240" w:before="0" w:after="0"/>
               <w:jc w:val="left"/>
@@ -1925,6 +1967,7 @@
             <w:pPr>
               <w:pStyle w:val="Normal"/>
               <w:widowControl/>
+              <w:suppressAutoHyphens w:val="true"/>
               <w:bidi w:val="1"/>
               <w:spacing w:lineRule="auto" w:line="240" w:before="0" w:after="0"/>
               <w:jc w:val="left"/>
@@ -1963,6 +2006,7 @@
             <w:pPr>
               <w:pStyle w:val="Normal"/>
               <w:widowControl/>
+              <w:suppressAutoHyphens w:val="true"/>
               <w:bidi w:val="1"/>
               <w:spacing w:lineRule="auto" w:line="240" w:before="0" w:after="0"/>
               <w:jc w:val="left"/>
@@ -2004,6 +2048,7 @@
             <w:pPr>
               <w:pStyle w:val="Normal"/>
               <w:widowControl/>
+              <w:suppressAutoHyphens w:val="true"/>
               <w:bidi w:val="1"/>
               <w:spacing w:lineRule="auto" w:line="240" w:before="0" w:after="0"/>
               <w:jc w:val="left"/>
@@ -2756,9 +2801,8 @@
       </w:pPr>
       <w:r>
         <w:rPr>
-          <w:rFonts w:cs="LM Roman Slanted 9" w:ascii="LM Roman Slanted 9" w:hAnsi="LM Roman Slanted 9"/>
-          <w:sz w:val="22"/>
-          <w:szCs w:val="22"/>
+          <w:rFonts w:eastAsia="Noto Naskh Arabic"/>
+          <w:b/>
           <w:rtl w:val="true"/>
         </w:rPr>
       </w:r>
@@ -3165,9 +3209,8 @@
       </w:pPr>
       <w:r>
         <w:rPr>
-          <w:rFonts w:cs="LM Roman Slanted 9" w:ascii="LM Roman Slanted 9" w:hAnsi="LM Roman Slanted 9"/>
-          <w:sz w:val="22"/>
-          <w:szCs w:val="22"/>
+          <w:rFonts w:eastAsia="Noto Naskh Arabic"/>
+          <w:b/>
           <w:rtl w:val="true"/>
         </w:rPr>
       </w:r>
@@ -3373,10 +3416,457 @@
         <w:t>.</w:t>
       </w:r>
     </w:p>
+    <w:p>
+      <w:pPr>
+        <w:pStyle w:val="Normal"/>
+        <w:bidi w:val="1"/>
+        <w:spacing w:lineRule="auto" w:line="240" w:before="0" w:after="40"/>
+        <w:jc w:val="both"/>
+        <w:rPr>
+          <w:rFonts w:ascii="LM Roman Slanted 9" w:hAnsi="LM Roman Slanted 9" w:cs="LM Roman Slanted 9"/>
+          <w:sz w:val="22"/>
+          <w:szCs w:val="22"/>
+        </w:rPr>
+      </w:pPr>
+      <w:r>
+        <w:rPr>
+          <w:rtl w:val="true"/>
+        </w:rPr>
+      </w:r>
+    </w:p>
+    <w:p>
+      <w:pPr>
+        <w:pStyle w:val="Normal"/>
+        <w:bidi w:val="1"/>
+        <w:spacing w:lineRule="auto" w:line="240" w:before="0" w:after="40"/>
+        <w:jc w:val="both"/>
+        <w:rPr>
+          <w:rFonts w:ascii="LM Roman Slanted 9" w:hAnsi="LM Roman Slanted 9" w:cs="LM Roman Slanted 9"/>
+          <w:sz w:val="22"/>
+          <w:szCs w:val="22"/>
+        </w:rPr>
+      </w:pPr>
+      <w:r>
+        <w:rPr>
+          <w:rtl w:val="true"/>
+        </w:rPr>
+      </w:r>
+    </w:p>
+    <w:p>
+      <w:pPr>
+        <w:pStyle w:val="Normal"/>
+        <w:bidi w:val="1"/>
+        <w:spacing w:lineRule="auto" w:line="240" w:before="0" w:after="40"/>
+        <w:jc w:val="both"/>
+        <w:rPr>
+          <w:rFonts w:ascii="LM Roman Slanted 9" w:hAnsi="LM Roman Slanted 9" w:cs="LM Roman Slanted 9"/>
+          <w:sz w:val="22"/>
+          <w:szCs w:val="22"/>
+        </w:rPr>
+      </w:pPr>
+      <w:r>
+        <w:rPr>
+          <w:rtl w:val="true"/>
+        </w:rPr>
+      </w:r>
+    </w:p>
+    <w:p>
+      <w:pPr>
+        <w:pStyle w:val="Normal"/>
+        <w:bidi w:val="1"/>
+        <w:spacing w:lineRule="auto" w:line="240" w:before="0" w:after="40"/>
+        <w:jc w:val="both"/>
+        <w:rPr>
+          <w:rFonts w:ascii="LM Roman Slanted 9" w:hAnsi="LM Roman Slanted 9" w:cs="LM Roman Slanted 9"/>
+          <w:sz w:val="22"/>
+          <w:szCs w:val="22"/>
+        </w:rPr>
+      </w:pPr>
+      <w:r>
+        <w:rPr>
+          <w:rtl w:val="true"/>
+        </w:rPr>
+      </w:r>
+    </w:p>
+    <w:p>
+      <w:pPr>
+        <w:pStyle w:val="Normal"/>
+        <w:bidi w:val="1"/>
+        <w:spacing w:lineRule="auto" w:line="240" w:before="0" w:after="40"/>
+        <w:jc w:val="both"/>
+        <w:rPr>
+          <w:rFonts w:ascii="LM Roman Slanted 9" w:hAnsi="LM Roman Slanted 9" w:cs="LM Roman Slanted 9"/>
+          <w:sz w:val="22"/>
+          <w:szCs w:val="22"/>
+        </w:rPr>
+      </w:pPr>
+      <w:r>
+        <w:rPr>
+          <w:rtl w:val="true"/>
+        </w:rPr>
+      </w:r>
+    </w:p>
+    <w:p>
+      <w:pPr>
+        <w:pStyle w:val="Normal"/>
+        <w:bidi w:val="1"/>
+        <w:spacing w:lineRule="auto" w:line="240" w:before="0" w:after="40"/>
+        <w:jc w:val="both"/>
+        <w:rPr>
+          <w:rFonts w:ascii="LM Roman Slanted 9" w:hAnsi="LM Roman Slanted 9" w:cs="LM Roman Slanted 9"/>
+          <w:sz w:val="22"/>
+          <w:szCs w:val="22"/>
+        </w:rPr>
+      </w:pPr>
+      <w:r>
+        <w:rPr>
+          <w:rtl w:val="true"/>
+        </w:rPr>
+      </w:r>
+    </w:p>
+    <w:p>
+      <w:pPr>
+        <w:pStyle w:val="Normal"/>
+        <w:bidi w:val="1"/>
+        <w:spacing w:lineRule="auto" w:line="240" w:before="0" w:after="40"/>
+        <w:jc w:val="both"/>
+        <w:rPr>
+          <w:rFonts w:ascii="LM Roman Slanted 9" w:hAnsi="LM Roman Slanted 9" w:cs="LM Roman Slanted 9"/>
+          <w:sz w:val="22"/>
+          <w:szCs w:val="22"/>
+        </w:rPr>
+      </w:pPr>
+      <w:r>
+        <w:rPr>
+          <w:rtl w:val="true"/>
+        </w:rPr>
+      </w:r>
+    </w:p>
+    <w:p>
+      <w:pPr>
+        <w:pStyle w:val="Normal"/>
+        <w:bidi w:val="1"/>
+        <w:spacing w:lineRule="auto" w:line="240" w:before="0" w:after="40"/>
+        <w:jc w:val="both"/>
+        <w:rPr>
+          <w:rFonts w:ascii="LM Roman Slanted 9" w:hAnsi="LM Roman Slanted 9" w:cs="LM Roman Slanted 9"/>
+          <w:sz w:val="22"/>
+          <w:szCs w:val="22"/>
+        </w:rPr>
+      </w:pPr>
+      <w:r>
+        <w:rPr>
+          <w:rtl w:val="true"/>
+        </w:rPr>
+      </w:r>
+    </w:p>
+    <w:p>
+      <w:pPr>
+        <w:pStyle w:val="Normal"/>
+        <w:bidi w:val="1"/>
+        <w:spacing w:lineRule="auto" w:line="240" w:before="0" w:after="40"/>
+        <w:jc w:val="both"/>
+        <w:rPr>
+          <w:rFonts w:ascii="LM Roman Slanted 9" w:hAnsi="LM Roman Slanted 9" w:cs="LM Roman Slanted 9"/>
+          <w:sz w:val="22"/>
+          <w:szCs w:val="22"/>
+        </w:rPr>
+      </w:pPr>
+      <w:r>
+        <w:rPr>
+          <w:rtl w:val="true"/>
+        </w:rPr>
+      </w:r>
+    </w:p>
+    <w:p>
+      <w:pPr>
+        <w:pStyle w:val="Normal"/>
+        <w:bidi w:val="1"/>
+        <w:spacing w:lineRule="auto" w:line="240" w:before="0" w:after="40"/>
+        <w:jc w:val="both"/>
+        <w:rPr>
+          <w:rFonts w:ascii="LM Roman Slanted 9" w:hAnsi="LM Roman Slanted 9" w:cs="LM Roman Slanted 9"/>
+          <w:sz w:val="22"/>
+          <w:szCs w:val="22"/>
+        </w:rPr>
+      </w:pPr>
+      <w:r>
+        <w:rPr>
+          <w:rtl w:val="true"/>
+        </w:rPr>
+      </w:r>
+    </w:p>
+    <w:p>
+      <w:pPr>
+        <w:pStyle w:val="Normal"/>
+        <w:bidi w:val="1"/>
+        <w:spacing w:lineRule="auto" w:line="240" w:before="0" w:after="40"/>
+        <w:jc w:val="both"/>
+        <w:rPr>
+          <w:rFonts w:ascii="LM Roman Slanted 9" w:hAnsi="LM Roman Slanted 9" w:cs="LM Roman Slanted 9"/>
+          <w:sz w:val="22"/>
+          <w:szCs w:val="22"/>
+        </w:rPr>
+      </w:pPr>
+      <w:r>
+        <w:rPr>
+          <w:rtl w:val="true"/>
+        </w:rPr>
+      </w:r>
+    </w:p>
+    <w:p>
+      <w:pPr>
+        <w:pStyle w:val="Normal"/>
+        <w:bidi w:val="1"/>
+        <w:spacing w:lineRule="auto" w:line="240" w:before="0" w:after="40"/>
+        <w:jc w:val="both"/>
+        <w:rPr>
+          <w:rFonts w:ascii="LM Roman Slanted 9" w:hAnsi="LM Roman Slanted 9" w:cs="LM Roman Slanted 9"/>
+          <w:sz w:val="22"/>
+          <w:szCs w:val="22"/>
+        </w:rPr>
+      </w:pPr>
+      <w:r>
+        <w:rPr>
+          <w:rtl w:val="true"/>
+        </w:rPr>
+      </w:r>
+    </w:p>
+    <w:p>
+      <w:pPr>
+        <w:pStyle w:val="Normal"/>
+        <w:bidi w:val="1"/>
+        <w:spacing w:lineRule="auto" w:line="240" w:before="0" w:after="40"/>
+        <w:jc w:val="both"/>
+        <w:rPr>
+          <w:rFonts w:ascii="LM Roman Slanted 9" w:hAnsi="LM Roman Slanted 9" w:cs="LM Roman Slanted 9"/>
+          <w:sz w:val="22"/>
+          <w:szCs w:val="22"/>
+        </w:rPr>
+      </w:pPr>
+      <w:r>
+        <w:rPr>
+          <w:rtl w:val="true"/>
+        </w:rPr>
+      </w:r>
+    </w:p>
+    <w:p>
+      <w:pPr>
+        <w:pStyle w:val="Normal"/>
+        <w:bidi w:val="1"/>
+        <w:spacing w:lineRule="auto" w:line="240" w:before="0" w:after="40"/>
+        <w:jc w:val="both"/>
+        <w:rPr>
+          <w:rFonts w:ascii="LM Roman Slanted 9" w:hAnsi="LM Roman Slanted 9" w:cs="LM Roman Slanted 9"/>
+          <w:sz w:val="22"/>
+          <w:szCs w:val="22"/>
+        </w:rPr>
+      </w:pPr>
+      <w:r>
+        <w:rPr>
+          <w:rtl w:val="true"/>
+        </w:rPr>
+      </w:r>
+    </w:p>
+    <w:p>
+      <w:pPr>
+        <w:pStyle w:val="Normal"/>
+        <w:bidi w:val="1"/>
+        <w:spacing w:lineRule="auto" w:line="240" w:before="0" w:after="40"/>
+        <w:jc w:val="both"/>
+        <w:rPr>
+          <w:rFonts w:ascii="LM Roman Slanted 9" w:hAnsi="LM Roman Slanted 9" w:cs="LM Roman Slanted 9"/>
+          <w:sz w:val="22"/>
+          <w:szCs w:val="22"/>
+        </w:rPr>
+      </w:pPr>
+      <w:r>
+        <w:rPr>
+          <w:rtl w:val="true"/>
+        </w:rPr>
+      </w:r>
+    </w:p>
+    <w:p>
+      <w:pPr>
+        <w:pStyle w:val="Normal"/>
+        <w:bidi w:val="1"/>
+        <w:spacing w:lineRule="auto" w:line="240" w:before="0" w:after="40"/>
+        <w:jc w:val="both"/>
+        <w:rPr>
+          <w:rFonts w:ascii="LM Roman Slanted 9" w:hAnsi="LM Roman Slanted 9" w:cs="LM Roman Slanted 9"/>
+          <w:sz w:val="22"/>
+          <w:szCs w:val="22"/>
+        </w:rPr>
+      </w:pPr>
+      <w:r>
+        <w:rPr>
+          <w:rtl w:val="true"/>
+        </w:rPr>
+      </w:r>
+    </w:p>
+    <w:p>
+      <w:pPr>
+        <w:pStyle w:val="Heading2"/>
+        <w:bidi w:val="1"/>
+        <w:spacing w:lineRule="auto" w:line="240" w:before="0" w:after="40"/>
+        <w:jc w:val="both"/>
+        <w:rPr>
+          <w:rFonts w:ascii="LM Roman Slanted 9" w:hAnsi="LM Roman Slanted 9" w:cs="LM Roman Slanted 9"/>
+          <w:sz w:val="22"/>
+          <w:szCs w:val="22"/>
+        </w:rPr>
+      </w:pPr>
+      <w:r>
+        <w:rPr>
+          <w:rFonts w:ascii="LM Roman Slanted 9" w:hAnsi="LM Roman Slanted 9" w:eastAsia="Noto Naskh Arabic" w:cs="LM Roman Slanted 9"/>
+          <w:b w:val="false"/>
+          <w:b w:val="false"/>
+          <w:sz w:val="22"/>
+          <w:sz w:val="22"/>
+          <w:szCs w:val="22"/>
+          <w:rtl w:val="true"/>
+        </w:rPr>
+        <w:t>منابع</w:t>
+      </w:r>
+    </w:p>
+    <w:p>
+      <w:pPr>
+        <w:pStyle w:val="BodyText"/>
+        <w:numPr>
+          <w:ilvl w:val="0"/>
+          <w:numId w:val="7"/>
+        </w:numPr>
+        <w:tabs>
+          <w:tab w:val="clear" w:pos="720"/>
+          <w:tab w:val="left" w:pos="0" w:leader="none"/>
+        </w:tabs>
+        <w:ind w:hanging="283" w:left="709"/>
+        <w:rPr/>
+      </w:pPr>
+      <w:r>
+        <w:rPr/>
+        <w:t>SIMCom Wireless Solutions, “SIM800C Hardware Design,” Version 1.05.</w:t>
+        <w:br/>
+      </w:r>
+      <w:hyperlink r:id="rId2">
+        <w:r>
+          <w:rPr>
+            <w:rStyle w:val="Hyperlink"/>
+          </w:rPr>
+          <w:t>https://simcom.ee/documents/SIM800C/SIM800C_Hardware_Design_V1.05.pdf</w:t>
+        </w:r>
+      </w:hyperlink>
+    </w:p>
+    <w:p>
+      <w:pPr>
+        <w:pStyle w:val="BodyText"/>
+        <w:numPr>
+          <w:ilvl w:val="0"/>
+          <w:numId w:val="7"/>
+        </w:numPr>
+        <w:tabs>
+          <w:tab w:val="clear" w:pos="720"/>
+          <w:tab w:val="left" w:pos="0" w:leader="none"/>
+        </w:tabs>
+        <w:ind w:hanging="283" w:left="709"/>
+        <w:rPr/>
+      </w:pPr>
+      <w:r>
+        <w:rPr/>
+        <w:t>SIMCom Wireless Solutions, “SIM800 Series AT Command Manual,” Version 1.10.</w:t>
+        <w:br/>
+      </w:r>
+      <w:hyperlink r:id="rId3">
+        <w:r>
+          <w:rPr>
+            <w:rStyle w:val="Hyperlink"/>
+          </w:rPr>
+          <w:t>https://simcom.ee/documents/SIM800C/SIM800%20Series_AT%20Command%20Manual_V1.10.pdf</w:t>
+        </w:r>
+      </w:hyperlink>
+      <w:r>
+        <w:rPr/>
+        <w:t xml:space="preserve"> (</w:t>
+      </w:r>
+      <w:hyperlink r:id="rId4">
+        <w:r>
+          <w:rPr>
+            <w:rStyle w:val="Hyperlink"/>
+          </w:rPr>
+          <w:t>Simcom</w:t>
+        </w:r>
+      </w:hyperlink>
+      <w:r>
+        <w:rPr/>
+        <w:t>)</w:t>
+      </w:r>
+    </w:p>
+    <w:p>
+      <w:pPr>
+        <w:pStyle w:val="BodyText"/>
+        <w:numPr>
+          <w:ilvl w:val="0"/>
+          <w:numId w:val="7"/>
+        </w:numPr>
+        <w:tabs>
+          <w:tab w:val="clear" w:pos="720"/>
+          <w:tab w:val="left" w:pos="0" w:leader="none"/>
+        </w:tabs>
+        <w:ind w:hanging="283" w:left="709"/>
+        <w:rPr/>
+      </w:pPr>
+      <w:r>
+        <w:rPr/>
+        <w:t>STMicroelectronics, “STM32F405xx and STM32F407xx Datasheet.”</w:t>
+        <w:br/>
+      </w:r>
+      <w:hyperlink r:id="rId5">
+        <w:r>
+          <w:rPr>
+            <w:rStyle w:val="Hyperlink"/>
+          </w:rPr>
+          <w:t>https://www.st.com/resource/en/datasheet/stm32f407ie.pdf</w:t>
+        </w:r>
+      </w:hyperlink>
+      <w:r>
+        <w:rPr/>
+        <w:t xml:space="preserve"> (</w:t>
+      </w:r>
+      <w:hyperlink r:id="rId6">
+        <w:r>
+          <w:rPr>
+            <w:rStyle w:val="Hyperlink"/>
+          </w:rPr>
+          <w:t>st.com</w:t>
+        </w:r>
+      </w:hyperlink>
+      <w:r>
+        <w:rPr/>
+        <w:t>)</w:t>
+      </w:r>
+    </w:p>
+    <w:p>
+      <w:pPr>
+        <w:pStyle w:val="Normal"/>
+        <w:bidi w:val="1"/>
+        <w:spacing w:lineRule="auto" w:line="240" w:before="0" w:after="40"/>
+        <w:jc w:val="both"/>
+        <w:rPr>
+          <w:rFonts w:ascii="LM Roman Slanted 9" w:hAnsi="LM Roman Slanted 9" w:cs="LM Roman Slanted 9"/>
+          <w:sz w:val="22"/>
+          <w:szCs w:val="22"/>
+        </w:rPr>
+      </w:pPr>
+      <w:r>
+        <w:rPr>
+          <w:rtl w:val="true"/>
+        </w:rPr>
+      </w:r>
+    </w:p>
     <w:sectPr>
-      <w:footerReference w:type="even" r:id="rId2"/>
-      <w:footerReference w:type="default" r:id="rId3"/>
-      <w:footerReference w:type="first" r:id="rId4"/>
+      <w:footerReference w:type="even" r:id="rId7"/>
+      <w:footerReference w:type="default" r:id="rId8"/>
+      <w:footerReference w:type="first" r:id="rId9"/>
       <w:type w:val="nextPage"/>
       <w:pgSz w:w="12240" w:h="15840"/>
       <w:pgMar w:left="893" w:right="893" w:gutter="0" w:header="0" w:top="792" w:footer="720" w:bottom="792"/>
@@ -3501,6 +3991,7 @@
         </w:tabs>
         <w:ind w:left="1080" w:hanging="360"/>
       </w:pPr>
+      <w:rPr/>
     </w:lvl>
     <w:lvl w:ilvl="2">
       <w:start w:val="1"/>
@@ -3513,6 +4004,7 @@
         </w:tabs>
         <w:ind w:left="1440" w:hanging="360"/>
       </w:pPr>
+      <w:rPr/>
     </w:lvl>
     <w:lvl w:ilvl="3">
       <w:start w:val="1"/>
@@ -3525,6 +4017,7 @@
         </w:tabs>
         <w:ind w:left="1800" w:hanging="360"/>
       </w:pPr>
+      <w:rPr/>
     </w:lvl>
     <w:lvl w:ilvl="4">
       <w:start w:val="1"/>
@@ -3537,6 +4030,7 @@
         </w:tabs>
         <w:ind w:left="2160" w:hanging="360"/>
       </w:pPr>
+      <w:rPr/>
     </w:lvl>
     <w:lvl w:ilvl="5">
       <w:start w:val="1"/>
@@ -3549,6 +4043,7 @@
         </w:tabs>
         <w:ind w:left="2520" w:hanging="360"/>
       </w:pPr>
+      <w:rPr/>
     </w:lvl>
     <w:lvl w:ilvl="6">
       <w:start w:val="1"/>
@@ -3561,6 +4056,7 @@
         </w:tabs>
         <w:ind w:left="2880" w:hanging="360"/>
       </w:pPr>
+      <w:rPr/>
     </w:lvl>
     <w:lvl w:ilvl="7">
       <w:start w:val="1"/>
@@ -3573,6 +4069,7 @@
         </w:tabs>
         <w:ind w:left="3240" w:hanging="360"/>
       </w:pPr>
+      <w:rPr/>
     </w:lvl>
     <w:lvl w:ilvl="8">
       <w:start w:val="1"/>
@@ -3585,6 +4082,7 @@
         </w:tabs>
         <w:ind w:left="3600" w:hanging="360"/>
       </w:pPr>
+      <w:rPr/>
     </w:lvl>
   </w:abstractNum>
   <w:abstractNum w:abstractNumId="2">
@@ -3614,6 +4112,7 @@
         </w:tabs>
         <w:ind w:left="1080" w:hanging="360"/>
       </w:pPr>
+      <w:rPr/>
     </w:lvl>
     <w:lvl w:ilvl="2">
       <w:start w:val="1"/>
@@ -3626,6 +4125,7 @@
         </w:tabs>
         <w:ind w:left="1440" w:hanging="360"/>
       </w:pPr>
+      <w:rPr/>
     </w:lvl>
     <w:lvl w:ilvl="3">
       <w:start w:val="1"/>
@@ -3638,6 +4138,7 @@
         </w:tabs>
         <w:ind w:left="1800" w:hanging="360"/>
       </w:pPr>
+      <w:rPr/>
     </w:lvl>
     <w:lvl w:ilvl="4">
       <w:start w:val="1"/>
@@ -3650,6 +4151,7 @@
         </w:tabs>
         <w:ind w:left="2160" w:hanging="360"/>
       </w:pPr>
+      <w:rPr/>
     </w:lvl>
     <w:lvl w:ilvl="5">
       <w:start w:val="1"/>
@@ -3662,6 +4164,7 @@
         </w:tabs>
         <w:ind w:left="2520" w:hanging="360"/>
       </w:pPr>
+      <w:rPr/>
     </w:lvl>
     <w:lvl w:ilvl="6">
       <w:start w:val="1"/>
@@ -3674,6 +4177,7 @@
         </w:tabs>
         <w:ind w:left="2880" w:hanging="360"/>
       </w:pPr>
+      <w:rPr/>
     </w:lvl>
     <w:lvl w:ilvl="7">
       <w:start w:val="1"/>
@@ -3686,6 +4190,7 @@
         </w:tabs>
         <w:ind w:left="3240" w:hanging="360"/>
       </w:pPr>
+      <w:rPr/>
     </w:lvl>
     <w:lvl w:ilvl="8">
       <w:start w:val="1"/>
@@ -3698,6 +4203,7 @@
         </w:tabs>
         <w:ind w:left="3600" w:hanging="360"/>
       </w:pPr>
+      <w:rPr/>
     </w:lvl>
   </w:abstractNum>
   <w:abstractNum w:abstractNumId="3">
@@ -3727,6 +4233,7 @@
         </w:tabs>
         <w:ind w:left="1080" w:hanging="360"/>
       </w:pPr>
+      <w:rPr/>
     </w:lvl>
     <w:lvl w:ilvl="2">
       <w:start w:val="1"/>
@@ -3739,6 +4246,7 @@
         </w:tabs>
         <w:ind w:left="1440" w:hanging="360"/>
       </w:pPr>
+      <w:rPr/>
     </w:lvl>
     <w:lvl w:ilvl="3">
       <w:start w:val="1"/>
@@ -3751,6 +4259,7 @@
         </w:tabs>
         <w:ind w:left="1800" w:hanging="360"/>
       </w:pPr>
+      <w:rPr/>
     </w:lvl>
     <w:lvl w:ilvl="4">
       <w:start w:val="1"/>
@@ -3763,6 +4272,7 @@
         </w:tabs>
         <w:ind w:left="2160" w:hanging="360"/>
       </w:pPr>
+      <w:rPr/>
     </w:lvl>
     <w:lvl w:ilvl="5">
       <w:start w:val="1"/>
@@ -3775,6 +4285,7 @@
         </w:tabs>
         <w:ind w:left="2520" w:hanging="360"/>
       </w:pPr>
+      <w:rPr/>
     </w:lvl>
     <w:lvl w:ilvl="6">
       <w:start w:val="1"/>
@@ -3787,6 +4298,7 @@
         </w:tabs>
         <w:ind w:left="2880" w:hanging="360"/>
       </w:pPr>
+      <w:rPr/>
     </w:lvl>
     <w:lvl w:ilvl="7">
       <w:start w:val="1"/>
@@ -3799,6 +4311,7 @@
         </w:tabs>
         <w:ind w:left="3240" w:hanging="360"/>
       </w:pPr>
+      <w:rPr/>
     </w:lvl>
     <w:lvl w:ilvl="8">
       <w:start w:val="1"/>
@@ -3811,6 +4324,7 @@
         </w:tabs>
         <w:ind w:left="3600" w:hanging="360"/>
       </w:pPr>
+      <w:rPr/>
     </w:lvl>
   </w:abstractNum>
   <w:abstractNum w:abstractNumId="4">
@@ -3838,6 +4352,7 @@
         </w:tabs>
         <w:ind w:left="1080" w:hanging="360"/>
       </w:pPr>
+      <w:rPr/>
     </w:lvl>
     <w:lvl w:ilvl="2">
       <w:start w:val="1"/>
@@ -3850,6 +4365,7 @@
         </w:tabs>
         <w:ind w:left="1440" w:hanging="360"/>
       </w:pPr>
+      <w:rPr/>
     </w:lvl>
     <w:lvl w:ilvl="3">
       <w:start w:val="1"/>
@@ -3862,6 +4378,7 @@
         </w:tabs>
         <w:ind w:left="1800" w:hanging="360"/>
       </w:pPr>
+      <w:rPr/>
     </w:lvl>
     <w:lvl w:ilvl="4">
       <w:start w:val="1"/>
@@ -3874,6 +4391,7 @@
         </w:tabs>
         <w:ind w:left="2160" w:hanging="360"/>
       </w:pPr>
+      <w:rPr/>
     </w:lvl>
     <w:lvl w:ilvl="5">
       <w:start w:val="1"/>
@@ -3886,6 +4404,7 @@
         </w:tabs>
         <w:ind w:left="2520" w:hanging="360"/>
       </w:pPr>
+      <w:rPr/>
     </w:lvl>
     <w:lvl w:ilvl="6">
       <w:start w:val="1"/>
@@ -3898,6 +4417,7 @@
         </w:tabs>
         <w:ind w:left="2880" w:hanging="360"/>
       </w:pPr>
+      <w:rPr/>
     </w:lvl>
     <w:lvl w:ilvl="7">
       <w:start w:val="1"/>
@@ -3910,6 +4430,7 @@
         </w:tabs>
         <w:ind w:left="3240" w:hanging="360"/>
       </w:pPr>
+      <w:rPr/>
     </w:lvl>
     <w:lvl w:ilvl="8">
       <w:start w:val="1"/>
@@ -3922,6 +4443,7 @@
         </w:tabs>
         <w:ind w:left="3600" w:hanging="360"/>
       </w:pPr>
+      <w:rPr/>
     </w:lvl>
   </w:abstractNum>
   <w:abstractNum w:abstractNumId="5">
@@ -3949,6 +4471,7 @@
         </w:tabs>
         <w:ind w:left="1080" w:hanging="360"/>
       </w:pPr>
+      <w:rPr/>
     </w:lvl>
     <w:lvl w:ilvl="2">
       <w:start w:val="1"/>
@@ -3961,6 +4484,7 @@
         </w:tabs>
         <w:ind w:left="1440" w:hanging="360"/>
       </w:pPr>
+      <w:rPr/>
     </w:lvl>
     <w:lvl w:ilvl="3">
       <w:start w:val="1"/>
@@ -3973,6 +4497,7 @@
         </w:tabs>
         <w:ind w:left="1800" w:hanging="360"/>
       </w:pPr>
+      <w:rPr/>
     </w:lvl>
     <w:lvl w:ilvl="4">
       <w:start w:val="1"/>
@@ -3985,6 +4510,7 @@
         </w:tabs>
         <w:ind w:left="2160" w:hanging="360"/>
       </w:pPr>
+      <w:rPr/>
     </w:lvl>
     <w:lvl w:ilvl="5">
       <w:start w:val="1"/>
@@ -3997,6 +4523,7 @@
         </w:tabs>
         <w:ind w:left="2520" w:hanging="360"/>
       </w:pPr>
+      <w:rPr/>
     </w:lvl>
     <w:lvl w:ilvl="6">
       <w:start w:val="1"/>
@@ -4009,6 +4536,7 @@
         </w:tabs>
         <w:ind w:left="2880" w:hanging="360"/>
       </w:pPr>
+      <w:rPr/>
     </w:lvl>
     <w:lvl w:ilvl="7">
       <w:start w:val="1"/>
@@ -4021,6 +4549,7 @@
         </w:tabs>
         <w:ind w:left="3240" w:hanging="360"/>
       </w:pPr>
+      <w:rPr/>
     </w:lvl>
     <w:lvl w:ilvl="8">
       <w:start w:val="1"/>
@@ -4033,6 +4562,7 @@
         </w:tabs>
         <w:ind w:left="3600" w:hanging="360"/>
       </w:pPr>
+      <w:rPr/>
     </w:lvl>
   </w:abstractNum>
   <w:abstractNum w:abstractNumId="6">
@@ -4060,6 +4590,7 @@
         </w:tabs>
         <w:ind w:left="1080" w:hanging="360"/>
       </w:pPr>
+      <w:rPr/>
     </w:lvl>
     <w:lvl w:ilvl="2">
       <w:start w:val="1"/>
@@ -4072,6 +4603,7 @@
         </w:tabs>
         <w:ind w:left="1440" w:hanging="360"/>
       </w:pPr>
+      <w:rPr/>
     </w:lvl>
     <w:lvl w:ilvl="3">
       <w:start w:val="1"/>
@@ -4084,6 +4616,7 @@
         </w:tabs>
         <w:ind w:left="1800" w:hanging="360"/>
       </w:pPr>
+      <w:rPr/>
     </w:lvl>
     <w:lvl w:ilvl="4">
       <w:start w:val="1"/>
@@ -4096,6 +4629,7 @@
         </w:tabs>
         <w:ind w:left="2160" w:hanging="360"/>
       </w:pPr>
+      <w:rPr/>
     </w:lvl>
     <w:lvl w:ilvl="5">
       <w:start w:val="1"/>
@@ -4108,6 +4642,7 @@
         </w:tabs>
         <w:ind w:left="2520" w:hanging="360"/>
       </w:pPr>
+      <w:rPr/>
     </w:lvl>
     <w:lvl w:ilvl="6">
       <w:start w:val="1"/>
@@ -4120,6 +4655,7 @@
         </w:tabs>
         <w:ind w:left="2880" w:hanging="360"/>
       </w:pPr>
+      <w:rPr/>
     </w:lvl>
     <w:lvl w:ilvl="7">
       <w:start w:val="1"/>
@@ -4132,6 +4668,7 @@
         </w:tabs>
         <w:ind w:left="3240" w:hanging="360"/>
       </w:pPr>
+      <w:rPr/>
     </w:lvl>
     <w:lvl w:ilvl="8">
       <w:start w:val="1"/>
@@ -4144,9 +4681,129 @@
         </w:tabs>
         <w:ind w:left="3600" w:hanging="360"/>
       </w:pPr>
+      <w:rPr/>
     </w:lvl>
   </w:abstractNum>
   <w:abstractNum w:abstractNumId="7">
+    <w:lvl w:ilvl="0">
+      <w:start w:val="1"/>
+      <w:numFmt w:val="decimal"/>
+      <w:lvlText w:val="%1."/>
+      <w:lvlJc w:val="left"/>
+      <w:pPr>
+        <w:tabs>
+          <w:tab w:val="num" w:pos="709"/>
+        </w:tabs>
+        <w:ind w:left="709" w:hanging="283"/>
+      </w:pPr>
+      <w:rPr/>
+    </w:lvl>
+    <w:lvl w:ilvl="1">
+      <w:start w:val="1"/>
+      <w:numFmt w:val="decimal"/>
+      <w:lvlText w:val="%2."/>
+      <w:lvlJc w:val="left"/>
+      <w:pPr>
+        <w:tabs>
+          <w:tab w:val="num" w:pos="1418"/>
+        </w:tabs>
+        <w:ind w:left="1418" w:hanging="283"/>
+      </w:pPr>
+      <w:rPr/>
+    </w:lvl>
+    <w:lvl w:ilvl="2">
+      <w:start w:val="1"/>
+      <w:numFmt w:val="decimal"/>
+      <w:lvlText w:val="%3."/>
+      <w:lvlJc w:val="left"/>
+      <w:pPr>
+        <w:tabs>
+          <w:tab w:val="num" w:pos="2127"/>
+        </w:tabs>
+        <w:ind w:left="2127" w:hanging="283"/>
+      </w:pPr>
+      <w:rPr/>
+    </w:lvl>
+    <w:lvl w:ilvl="3">
+      <w:start w:val="1"/>
+      <w:numFmt w:val="decimal"/>
+      <w:lvlText w:val="%4."/>
+      <w:lvlJc w:val="left"/>
+      <w:pPr>
+        <w:tabs>
+          <w:tab w:val="num" w:pos="2836"/>
+        </w:tabs>
+        <w:ind w:left="2836" w:hanging="283"/>
+      </w:pPr>
+      <w:rPr/>
+    </w:lvl>
+    <w:lvl w:ilvl="4">
+      <w:start w:val="1"/>
+      <w:numFmt w:val="decimal"/>
+      <w:lvlText w:val="%5."/>
+      <w:lvlJc w:val="left"/>
+      <w:pPr>
+        <w:tabs>
+          <w:tab w:val="num" w:pos="3545"/>
+        </w:tabs>
+        <w:ind w:left="3545" w:hanging="283"/>
+      </w:pPr>
+      <w:rPr/>
+    </w:lvl>
+    <w:lvl w:ilvl="5">
+      <w:start w:val="1"/>
+      <w:numFmt w:val="decimal"/>
+      <w:lvlText w:val="%6."/>
+      <w:lvlJc w:val="left"/>
+      <w:pPr>
+        <w:tabs>
+          <w:tab w:val="num" w:pos="4254"/>
+        </w:tabs>
+        <w:ind w:left="4254" w:hanging="283"/>
+      </w:pPr>
+      <w:rPr/>
+    </w:lvl>
+    <w:lvl w:ilvl="6">
+      <w:start w:val="1"/>
+      <w:numFmt w:val="decimal"/>
+      <w:lvlText w:val="%7."/>
+      <w:lvlJc w:val="left"/>
+      <w:pPr>
+        <w:tabs>
+          <w:tab w:val="num" w:pos="4963"/>
+        </w:tabs>
+        <w:ind w:left="4963" w:hanging="283"/>
+      </w:pPr>
+      <w:rPr/>
+    </w:lvl>
+    <w:lvl w:ilvl="7">
+      <w:start w:val="1"/>
+      <w:numFmt w:val="decimal"/>
+      <w:lvlText w:val="%8."/>
+      <w:lvlJc w:val="left"/>
+      <w:pPr>
+        <w:tabs>
+          <w:tab w:val="num" w:pos="5672"/>
+        </w:tabs>
+        <w:ind w:left="5672" w:hanging="283"/>
+      </w:pPr>
+      <w:rPr/>
+    </w:lvl>
+    <w:lvl w:ilvl="8">
+      <w:start w:val="1"/>
+      <w:numFmt w:val="decimal"/>
+      <w:lvlText w:val="%9."/>
+      <w:lvlJc w:val="left"/>
+      <w:pPr>
+        <w:tabs>
+          <w:tab w:val="num" w:pos="6381"/>
+        </w:tabs>
+        <w:ind w:left="6381" w:hanging="283"/>
+      </w:pPr>
+      <w:rPr/>
+    </w:lvl>
+  </w:abstractNum>
+  <w:abstractNum w:abstractNumId="8">
     <w:lvl w:ilvl="0">
       <w:start w:val="1"/>
       <w:numFmt w:val="none"/>
@@ -4286,6 +4943,9 @@
   <w:num w:numId="7">
     <w:abstractNumId w:val="7"/>
   </w:num>
+  <w:num w:numId="8">
+    <w:abstractNumId w:val="8"/>
+  </w:num>
 </w:numbering>
 </file>
 
@@ -4294,7 +4954,7 @@
   <w:docDefaults>
     <w:rPrDefault>
       <w:rPr>
-        <w:rFonts w:ascii="Cambria" w:hAnsi="Cambria" w:eastAsia="ＭＳ 明朝" w:cs="" w:asciiTheme="minorHAnsi" w:cstheme="minorBidi" w:eastAsiaTheme="minorEastAsia" w:hAnsiTheme="minorHAnsi"/>
+        <w:rFonts w:ascii="Cambria" w:hAnsi="Cambria" w:eastAsia="" w:cs="" w:asciiTheme="minorHAnsi" w:cstheme="minorBidi" w:eastAsiaTheme="minorEastAsia" w:hAnsiTheme="minorHAnsi"/>
         <w:sz w:val="22"/>
         <w:szCs w:val="22"/>
         <w:lang w:val="en-US" w:eastAsia="en-US" w:bidi="ar-SA"/>
@@ -4452,12 +5112,13 @@
     <w:rsid w:val="00fc693f"/>
     <w:pPr>
       <w:widowControl/>
+      <w:suppressAutoHyphens w:val="true"/>
       <w:bidi w:val="0"/>
       <w:spacing w:lineRule="auto" w:line="276" w:before="0" w:after="200"/>
       <w:jc w:val="left"/>
     </w:pPr>
     <w:rPr>
-      <w:rFonts w:ascii="Noto Naskh Arabic" w:hAnsi="Noto Naskh Arabic" w:cs="Noto Naskh Arabic" w:eastAsia="ＭＳ 明朝" w:eastAsiaTheme="minorEastAsia"/>
+      <w:rFonts w:ascii="Noto Naskh Arabic" w:hAnsi="Noto Naskh Arabic" w:eastAsia="" w:cs="Noto Naskh Arabic" w:eastAsiaTheme="minorEastAsia"/>
       <w:color w:val="auto"/>
       <w:kern w:val="0"/>
       <w:sz w:val="22"/>
@@ -4480,7 +5141,7 @@
       <w:outlineLvl w:val="0"/>
     </w:pPr>
     <w:rPr>
-      <w:rFonts w:ascii="Calibri" w:hAnsi="Calibri" w:eastAsia="ＭＳ ゴシック" w:cs="" w:asciiTheme="majorHAnsi" w:cstheme="majorBidi" w:eastAsiaTheme="majorEastAsia" w:hAnsiTheme="majorHAnsi"/>
+      <w:rFonts w:ascii="Calibri" w:hAnsi="Calibri" w:eastAsia="" w:cs="" w:asciiTheme="majorHAnsi" w:cstheme="majorBidi" w:eastAsiaTheme="majorEastAsia" w:hAnsiTheme="majorHAnsi"/>
       <w:b/>
       <w:bCs/>
       <w:color w:themeColor="accent1" w:themeShade="bf" w:val="365F91"/>
@@ -4504,7 +5165,7 @@
       <w:outlineLvl w:val="1"/>
     </w:pPr>
     <w:rPr>
-      <w:rFonts w:ascii="Calibri" w:hAnsi="Calibri" w:eastAsia="ＭＳ ゴシック" w:cs="" w:asciiTheme="majorHAnsi" w:cstheme="majorBidi" w:eastAsiaTheme="majorEastAsia" w:hAnsiTheme="majorHAnsi"/>
+      <w:rFonts w:ascii="Calibri" w:hAnsi="Calibri" w:eastAsia="" w:cs="" w:asciiTheme="majorHAnsi" w:cstheme="majorBidi" w:eastAsiaTheme="majorEastAsia" w:hAnsiTheme="majorHAnsi"/>
       <w:b/>
       <w:bCs/>
       <w:color w:themeColor="accent1" w:val="4F81BD"/>
@@ -4528,7 +5189,7 @@
       <w:outlineLvl w:val="2"/>
     </w:pPr>
     <w:rPr>
-      <w:rFonts w:ascii="Calibri" w:hAnsi="Calibri" w:eastAsia="ＭＳ ゴシック" w:cs="" w:asciiTheme="majorHAnsi" w:cstheme="majorBidi" w:eastAsiaTheme="majorEastAsia" w:hAnsiTheme="majorHAnsi"/>
+      <w:rFonts w:ascii="Calibri" w:hAnsi="Calibri" w:eastAsia="" w:cs="" w:asciiTheme="majorHAnsi" w:cstheme="majorBidi" w:eastAsiaTheme="majorEastAsia" w:hAnsiTheme="majorHAnsi"/>
       <w:b/>
       <w:bCs/>
       <w:color w:themeColor="accent1" w:val="4F81BD"/>
@@ -4551,7 +5212,7 @@
       <w:outlineLvl w:val="3"/>
     </w:pPr>
     <w:rPr>
-      <w:rFonts w:ascii="Calibri" w:hAnsi="Calibri" w:eastAsia="ＭＳ ゴシック" w:cs="" w:asciiTheme="majorHAnsi" w:cstheme="majorBidi" w:eastAsiaTheme="majorEastAsia" w:hAnsiTheme="majorHAnsi"/>
+      <w:rFonts w:ascii="Calibri" w:hAnsi="Calibri" w:eastAsia="" w:cs="" w:asciiTheme="majorHAnsi" w:cstheme="majorBidi" w:eastAsiaTheme="majorEastAsia" w:hAnsiTheme="majorHAnsi"/>
       <w:b/>
       <w:bCs/>
       <w:i/>
@@ -4576,7 +5237,7 @@
       <w:outlineLvl w:val="4"/>
     </w:pPr>
     <w:rPr>
-      <w:rFonts w:ascii="Calibri" w:hAnsi="Calibri" w:eastAsia="ＭＳ ゴシック" w:cs="" w:asciiTheme="majorHAnsi" w:cstheme="majorBidi" w:eastAsiaTheme="majorEastAsia" w:hAnsiTheme="majorHAnsi"/>
+      <w:rFonts w:ascii="Calibri" w:hAnsi="Calibri" w:eastAsia="" w:cs="" w:asciiTheme="majorHAnsi" w:cstheme="majorBidi" w:eastAsiaTheme="majorEastAsia" w:hAnsiTheme="majorHAnsi"/>
       <w:color w:themeColor="accent1" w:themeShade="7f" w:val="243F60"/>
     </w:rPr>
   </w:style>
@@ -4597,7 +5258,7 @@
       <w:outlineLvl w:val="5"/>
     </w:pPr>
     <w:rPr>
-      <w:rFonts w:ascii="Calibri" w:hAnsi="Calibri" w:eastAsia="ＭＳ ゴシック" w:cs="" w:asciiTheme="majorHAnsi" w:cstheme="majorBidi" w:eastAsiaTheme="majorEastAsia" w:hAnsiTheme="majorHAnsi"/>
+      <w:rFonts w:ascii="Calibri" w:hAnsi="Calibri" w:eastAsia="" w:cs="" w:asciiTheme="majorHAnsi" w:cstheme="majorBidi" w:eastAsiaTheme="majorEastAsia" w:hAnsiTheme="majorHAnsi"/>
       <w:i/>
       <w:iCs/>
       <w:color w:themeColor="accent1" w:themeShade="7f" w:val="243F60"/>
@@ -4620,7 +5281,7 @@
       <w:outlineLvl w:val="6"/>
     </w:pPr>
     <w:rPr>
-      <w:rFonts w:ascii="Calibri" w:hAnsi="Calibri" w:eastAsia="ＭＳ ゴシック" w:cs="" w:asciiTheme="majorHAnsi" w:cstheme="majorBidi" w:eastAsiaTheme="majorEastAsia" w:hAnsiTheme="majorHAnsi"/>
+      <w:rFonts w:ascii="Calibri" w:hAnsi="Calibri" w:eastAsia="" w:cs="" w:asciiTheme="majorHAnsi" w:cstheme="majorBidi" w:eastAsiaTheme="majorEastAsia" w:hAnsiTheme="majorHAnsi"/>
       <w:i/>
       <w:iCs/>
       <w:color w:themeColor="text1" w:themeTint="bf" w:val="404040"/>
@@ -4643,7 +5304,7 @@
       <w:outlineLvl w:val="7"/>
     </w:pPr>
     <w:rPr>
-      <w:rFonts w:ascii="Calibri" w:hAnsi="Calibri" w:eastAsia="ＭＳ ゴシック" w:cs="" w:asciiTheme="majorHAnsi" w:cstheme="majorBidi" w:eastAsiaTheme="majorEastAsia" w:hAnsiTheme="majorHAnsi"/>
+      <w:rFonts w:ascii="Calibri" w:hAnsi="Calibri" w:eastAsia="" w:cs="" w:asciiTheme="majorHAnsi" w:cstheme="majorBidi" w:eastAsiaTheme="majorEastAsia" w:hAnsiTheme="majorHAnsi"/>
       <w:color w:themeColor="accent1" w:val="4F81BD"/>
       <w:sz w:val="20"/>
       <w:szCs w:val="20"/>
@@ -4666,7 +5327,7 @@
       <w:outlineLvl w:val="8"/>
     </w:pPr>
     <w:rPr>
-      <w:rFonts w:ascii="Calibri" w:hAnsi="Calibri" w:eastAsia="ＭＳ ゴシック" w:cs="" w:asciiTheme="majorHAnsi" w:cstheme="majorBidi" w:eastAsiaTheme="majorEastAsia" w:hAnsiTheme="majorHAnsi"/>
+      <w:rFonts w:ascii="Calibri" w:hAnsi="Calibri" w:eastAsia="" w:cs="" w:asciiTheme="majorHAnsi" w:cstheme="majorBidi" w:eastAsiaTheme="majorEastAsia" w:hAnsiTheme="majorHAnsi"/>
       <w:i/>
       <w:iCs/>
       <w:color w:themeColor="text1" w:themeTint="bf" w:val="404040"/>
@@ -4708,7 +5369,7 @@
     <w:qFormat/>
     <w:rsid w:val="00fc693f"/>
     <w:rPr>
-      <w:rFonts w:ascii="Calibri" w:hAnsi="Calibri" w:eastAsia="ＭＳ ゴシック" w:cs="" w:asciiTheme="majorHAnsi" w:cstheme="majorBidi" w:eastAsiaTheme="majorEastAsia" w:hAnsiTheme="majorHAnsi"/>
+      <w:rFonts w:ascii="Calibri" w:hAnsi="Calibri" w:eastAsia="" w:cs="" w:asciiTheme="majorHAnsi" w:cstheme="majorBidi" w:eastAsiaTheme="majorEastAsia" w:hAnsiTheme="majorHAnsi"/>
       <w:b/>
       <w:bCs/>
       <w:color w:themeColor="accent1" w:themeShade="bf" w:val="365F91"/>
@@ -4724,7 +5385,7 @@
     <w:qFormat/>
     <w:rsid w:val="00fc693f"/>
     <w:rPr>
-      <w:rFonts w:ascii="Calibri" w:hAnsi="Calibri" w:eastAsia="ＭＳ ゴシック" w:cs="" w:asciiTheme="majorHAnsi" w:cstheme="majorBidi" w:eastAsiaTheme="majorEastAsia" w:hAnsiTheme="majorHAnsi"/>
+      <w:rFonts w:ascii="Calibri" w:hAnsi="Calibri" w:eastAsia="" w:cs="" w:asciiTheme="majorHAnsi" w:cstheme="majorBidi" w:eastAsiaTheme="majorEastAsia" w:hAnsiTheme="majorHAnsi"/>
       <w:b/>
       <w:bCs/>
       <w:color w:themeColor="accent1" w:val="4F81BD"/>
@@ -4740,7 +5401,7 @@
     <w:qFormat/>
     <w:rsid w:val="00fc693f"/>
     <w:rPr>
-      <w:rFonts w:ascii="Calibri" w:hAnsi="Calibri" w:eastAsia="ＭＳ ゴシック" w:cs="" w:asciiTheme="majorHAnsi" w:cstheme="majorBidi" w:eastAsiaTheme="majorEastAsia" w:hAnsiTheme="majorHAnsi"/>
+      <w:rFonts w:ascii="Calibri" w:hAnsi="Calibri" w:eastAsia="" w:cs="" w:asciiTheme="majorHAnsi" w:cstheme="majorBidi" w:eastAsiaTheme="majorEastAsia" w:hAnsiTheme="majorHAnsi"/>
       <w:b/>
       <w:bCs/>
       <w:color w:themeColor="accent1" w:val="4F81BD"/>
@@ -4754,7 +5415,7 @@
     <w:qFormat/>
     <w:rsid w:val="00fc693f"/>
     <w:rPr>
-      <w:rFonts w:ascii="Calibri" w:hAnsi="Calibri" w:eastAsia="ＭＳ ゴシック" w:cs="" w:asciiTheme="majorHAnsi" w:cstheme="majorBidi" w:eastAsiaTheme="majorEastAsia" w:hAnsiTheme="majorHAnsi"/>
+      <w:rFonts w:ascii="Calibri" w:hAnsi="Calibri" w:eastAsia="" w:cs="" w:asciiTheme="majorHAnsi" w:cstheme="majorBidi" w:eastAsiaTheme="majorEastAsia" w:hAnsiTheme="majorHAnsi"/>
       <w:color w:themeColor="text2" w:themeShade="bf" w:val="17365D"/>
       <w:spacing w:val="5"/>
       <w:kern w:val="2"/>
@@ -4770,7 +5431,7 @@
     <w:qFormat/>
     <w:rsid w:val="00fc693f"/>
     <w:rPr>
-      <w:rFonts w:ascii="Calibri" w:hAnsi="Calibri" w:eastAsia="ＭＳ ゴシック" w:cs="" w:asciiTheme="majorHAnsi" w:cstheme="majorBidi" w:eastAsiaTheme="majorEastAsia" w:hAnsiTheme="majorHAnsi"/>
+      <w:rFonts w:ascii="Calibri" w:hAnsi="Calibri" w:eastAsia="" w:cs="" w:asciiTheme="majorHAnsi" w:cstheme="majorBidi" w:eastAsiaTheme="majorEastAsia" w:hAnsiTheme="majorHAnsi"/>
       <w:i/>
       <w:iCs/>
       <w:color w:themeColor="accent1" w:val="4F81BD"/>
@@ -4843,7 +5504,7 @@
     <w:qFormat/>
     <w:rsid w:val="00fc693f"/>
     <w:rPr>
-      <w:rFonts w:ascii="Calibri" w:hAnsi="Calibri" w:eastAsia="ＭＳ ゴシック" w:cs="" w:asciiTheme="majorHAnsi" w:cstheme="majorBidi" w:eastAsiaTheme="majorEastAsia" w:hAnsiTheme="majorHAnsi"/>
+      <w:rFonts w:ascii="Calibri" w:hAnsi="Calibri" w:eastAsia="" w:cs="" w:asciiTheme="majorHAnsi" w:cstheme="majorBidi" w:eastAsiaTheme="majorEastAsia" w:hAnsiTheme="majorHAnsi"/>
       <w:b/>
       <w:bCs/>
       <w:i/>
@@ -4860,7 +5521,7 @@
     <w:qFormat/>
     <w:rsid w:val="00fc693f"/>
     <w:rPr>
-      <w:rFonts w:ascii="Calibri" w:hAnsi="Calibri" w:eastAsia="ＭＳ ゴシック" w:cs="" w:asciiTheme="majorHAnsi" w:cstheme="majorBidi" w:eastAsiaTheme="majorEastAsia" w:hAnsiTheme="majorHAnsi"/>
+      <w:rFonts w:ascii="Calibri" w:hAnsi="Calibri" w:eastAsia="" w:cs="" w:asciiTheme="majorHAnsi" w:cstheme="majorBidi" w:eastAsiaTheme="majorEastAsia" w:hAnsiTheme="majorHAnsi"/>
       <w:color w:themeColor="accent1" w:themeShade="7f" w:val="243F60"/>
     </w:rPr>
   </w:style>
@@ -4873,7 +5534,7 @@
     <w:qFormat/>
     <w:rsid w:val="00fc693f"/>
     <w:rPr>
-      <w:rFonts w:ascii="Calibri" w:hAnsi="Calibri" w:eastAsia="ＭＳ ゴシック" w:cs="" w:asciiTheme="majorHAnsi" w:cstheme="majorBidi" w:eastAsiaTheme="majorEastAsia" w:hAnsiTheme="majorHAnsi"/>
+      <w:rFonts w:ascii="Calibri" w:hAnsi="Calibri" w:eastAsia="" w:cs="" w:asciiTheme="majorHAnsi" w:cstheme="majorBidi" w:eastAsiaTheme="majorEastAsia" w:hAnsiTheme="majorHAnsi"/>
       <w:i/>
       <w:iCs/>
       <w:color w:themeColor="accent1" w:themeShade="7f" w:val="243F60"/>
@@ -4888,7 +5549,7 @@
     <w:qFormat/>
     <w:rsid w:val="00fc693f"/>
     <w:rPr>
-      <w:rFonts w:ascii="Calibri" w:hAnsi="Calibri" w:eastAsia="ＭＳ ゴシック" w:cs="" w:asciiTheme="majorHAnsi" w:cstheme="majorBidi" w:eastAsiaTheme="majorEastAsia" w:hAnsiTheme="majorHAnsi"/>
+      <w:rFonts w:ascii="Calibri" w:hAnsi="Calibri" w:eastAsia="" w:cs="" w:asciiTheme="majorHAnsi" w:cstheme="majorBidi" w:eastAsiaTheme="majorEastAsia" w:hAnsiTheme="majorHAnsi"/>
       <w:i/>
       <w:iCs/>
       <w:color w:themeColor="text1" w:themeTint="bf" w:val="404040"/>
@@ -4903,7 +5564,7 @@
     <w:qFormat/>
     <w:rsid w:val="00fc693f"/>
     <w:rPr>
-      <w:rFonts w:ascii="Calibri" w:hAnsi="Calibri" w:eastAsia="ＭＳ ゴシック" w:cs="" w:asciiTheme="majorHAnsi" w:cstheme="majorBidi" w:eastAsiaTheme="majorEastAsia" w:hAnsiTheme="majorHAnsi"/>
+      <w:rFonts w:ascii="Calibri" w:hAnsi="Calibri" w:eastAsia="" w:cs="" w:asciiTheme="majorHAnsi" w:cstheme="majorBidi" w:eastAsiaTheme="majorEastAsia" w:hAnsiTheme="majorHAnsi"/>
       <w:color w:themeColor="accent1" w:val="4F81BD"/>
       <w:sz w:val="20"/>
       <w:szCs w:val="20"/>
@@ -4918,7 +5579,7 @@
     <w:qFormat/>
     <w:rsid w:val="00fc693f"/>
     <w:rPr>
-      <w:rFonts w:ascii="Calibri" w:hAnsi="Calibri" w:eastAsia="ＭＳ ゴシック" w:cs="" w:asciiTheme="majorHAnsi" w:cstheme="majorBidi" w:eastAsiaTheme="majorEastAsia" w:hAnsiTheme="majorHAnsi"/>
+      <w:rFonts w:ascii="Calibri" w:hAnsi="Calibri" w:eastAsia="" w:cs="" w:asciiTheme="majorHAnsi" w:cstheme="majorBidi" w:eastAsiaTheme="majorEastAsia" w:hAnsiTheme="majorHAnsi"/>
       <w:i/>
       <w:iCs/>
       <w:color w:themeColor="text1" w:themeTint="bf" w:val="404040"/>
@@ -5027,6 +5688,25 @@
       <w:bCs/>
       <w:smallCaps/>
       <w:spacing w:val="5"/>
+    </w:rPr>
+  </w:style>
+  <w:style w:type="character" w:styleId="NumberingSymbols">
+    <w:name w:val="Numbering Symbols"/>
+    <w:qFormat/>
+    <w:rPr/>
+  </w:style>
+  <w:style w:type="character" w:styleId="Hyperlink">
+    <w:name w:val="Hyperlink"/>
+    <w:rPr>
+      <w:color w:val="000080"/>
+      <w:u w:val="single"/>
+    </w:rPr>
+  </w:style>
+  <w:style w:type="character" w:styleId="FollowedHyperlink">
+    <w:name w:val="FollowedHyperlink"/>
+    <w:rPr>
+      <w:color w:val="800000"/>
+      <w:u w:val="single"/>
     </w:rPr>
   </w:style>
   <w:style w:type="paragraph" w:styleId="Heading">
@@ -5148,12 +5828,13 @@
     <w:rsid w:val="00fc693f"/>
     <w:pPr>
       <w:widowControl/>
+      <w:suppressAutoHyphens w:val="true"/>
       <w:bidi w:val="0"/>
       <w:spacing w:lineRule="auto" w:line="240" w:before="0" w:after="0"/>
       <w:jc w:val="left"/>
     </w:pPr>
     <w:rPr>
-      <w:rFonts w:ascii="Cambria" w:hAnsi="Cambria" w:eastAsia="ＭＳ 明朝" w:cs="" w:asciiTheme="minorHAnsi" w:cstheme="minorBidi" w:eastAsiaTheme="minorEastAsia" w:hAnsiTheme="minorHAnsi"/>
+      <w:rFonts w:ascii="Cambria" w:hAnsi="Cambria" w:eastAsia="" w:cs="" w:asciiTheme="minorHAnsi" w:cstheme="minorBidi" w:eastAsiaTheme="minorEastAsia" w:hAnsiTheme="minorHAnsi"/>
       <w:color w:val="auto"/>
       <w:kern w:val="0"/>
       <w:sz w:val="22"/>
@@ -5177,7 +5858,7 @@
       <w:contextualSpacing/>
     </w:pPr>
     <w:rPr>
-      <w:rFonts w:ascii="Calibri" w:hAnsi="Calibri" w:eastAsia="ＭＳ ゴシック" w:cs="" w:asciiTheme="majorHAnsi" w:cstheme="majorBidi" w:eastAsiaTheme="majorEastAsia" w:hAnsiTheme="majorHAnsi"/>
+      <w:rFonts w:ascii="Calibri" w:hAnsi="Calibri" w:eastAsia="" w:cs="" w:asciiTheme="majorHAnsi" w:cstheme="majorBidi" w:eastAsiaTheme="majorEastAsia" w:hAnsiTheme="majorHAnsi"/>
       <w:color w:themeColor="text2" w:themeShade="bf" w:val="17365D"/>
       <w:spacing w:val="5"/>
       <w:kern w:val="2"/>
@@ -5195,7 +5876,7 @@
     <w:rsid w:val="00fc693f"/>
     <w:pPr/>
     <w:rPr>
-      <w:rFonts w:ascii="Calibri" w:hAnsi="Calibri" w:eastAsia="ＭＳ ゴシック" w:cs="" w:asciiTheme="majorHAnsi" w:cstheme="majorBidi" w:eastAsiaTheme="majorEastAsia" w:hAnsiTheme="majorHAnsi"/>
+      <w:rFonts w:ascii="Calibri" w:hAnsi="Calibri" w:eastAsia="" w:cs="" w:asciiTheme="majorHAnsi" w:cstheme="majorBidi" w:eastAsiaTheme="majorEastAsia" w:hAnsiTheme="majorHAnsi"/>
       <w:i/>
       <w:iCs/>
       <w:color w:themeColor="accent1" w:val="4F81BD"/>
@@ -5428,12 +6109,13 @@
         <w:tab w:val="left" w:pos="3456" w:leader="none"/>
         <w:tab w:val="left" w:pos="4032" w:leader="none"/>
       </w:tabs>
+      <w:suppressAutoHyphens w:val="true"/>
       <w:bidi w:val="0"/>
       <w:spacing w:lineRule="auto" w:line="276" w:before="0" w:after="200"/>
       <w:jc w:val="left"/>
     </w:pPr>
     <w:rPr>
-      <w:rFonts w:ascii="Courier" w:hAnsi="Courier" w:eastAsia="ＭＳ 明朝" w:cs="" w:cstheme="minorBidi" w:eastAsiaTheme="minorEastAsia"/>
+      <w:rFonts w:ascii="Courier" w:hAnsi="Courier" w:eastAsia="" w:cs="" w:cstheme="minorBidi" w:eastAsiaTheme="minorEastAsia"/>
       <w:color w:val="auto"/>
       <w:kern w:val="0"/>
       <w:sz w:val="20"/>
@@ -8654,7 +9336,6 @@
       <w:pPr>
         <w:spacing w:before="0" w:after="0" w:line="240" w:lineRule="auto"/>
       </w:pPr>
-      <w:rPr/>
       <w:tblPr/>
       <w:tcPr>
         <w:tcBorders>
@@ -8800,7 +9481,6 @@
       <w:pPr>
         <w:spacing w:before="0" w:after="0" w:line="240" w:lineRule="auto"/>
       </w:pPr>
-      <w:rPr/>
       <w:tblPr/>
       <w:tcPr>
         <w:tcBorders>
@@ -8946,7 +9626,6 @@
       <w:pPr>
         <w:spacing w:before="0" w:after="0" w:line="240" w:lineRule="auto"/>
       </w:pPr>
-      <w:rPr/>
       <w:tblPr/>
       <w:tcPr>
         <w:tcBorders>
@@ -9092,7 +9771,6 @@
       <w:pPr>
         <w:spacing w:before="0" w:after="0" w:line="240" w:lineRule="auto"/>
       </w:pPr>
-      <w:rPr/>
       <w:tblPr/>
       <w:tcPr>
         <w:tcBorders>
@@ -9238,7 +9916,6 @@
       <w:pPr>
         <w:spacing w:before="0" w:after="0" w:line="240" w:lineRule="auto"/>
       </w:pPr>
-      <w:rPr/>
       <w:tblPr/>
       <w:tcPr>
         <w:tcBorders>
@@ -9384,7 +10061,6 @@
       <w:pPr>
         <w:spacing w:before="0" w:after="0" w:line="240" w:lineRule="auto"/>
       </w:pPr>
-      <w:rPr/>
       <w:tblPr/>
       <w:tcPr>
         <w:tcBorders>
@@ -9530,7 +10206,6 @@
       <w:pPr>
         <w:spacing w:before="0" w:after="0" w:line="240" w:lineRule="auto"/>
       </w:pPr>
-      <w:rPr/>
       <w:tblPr/>
       <w:tcPr>
         <w:tcBorders>
